--- a/doc/项目文档.docx
+++ b/doc/项目文档.docx
@@ -14,426 +14,419 @@
           <w:rFonts w:hint="eastAsia"/>
           <w:lang w:val="en-US" w:eastAsia="zh-CN"/>
         </w:rPr>
-        <w:t>注意！：1.UI，角色，敌人，场景必须放在tscn文件内可被人为更改，只有逻辑可以被放在脚本里！2.所有脚本文件必须列出每个变量，方法和常量的作用，别简单几字了事，需要</w:t>
+        <w:t>注意！：1.UI，角色，敌人，场景必须放在tscn文件内可被人为更改，只有逻辑可以被放在脚本里！2.所有脚本文件必须列出每个变量，方法和常量的作用，别简单几字了事，需要完全描述3.这是个2D项目！</w:t>
+      </w:r>
+    </w:p>
+    <w:p>
+      <w:pPr>
+        <w:rPr>
+          <w:rFonts w:hint="eastAsia"/>
+          <w:lang w:val="en-US" w:eastAsia="zh-CN"/>
+        </w:rPr>
+      </w:pPr>
+    </w:p>
+    <w:p>
+      <w:pPr>
+        <w:rPr>
+          <w:rFonts w:hint="eastAsia"/>
+          <w:lang w:val="en-US" w:eastAsia="zh-CN"/>
+        </w:rPr>
+      </w:pPr>
+      <w:r>
+        <w:rPr>
+          <w:rFonts w:hint="eastAsia"/>
+          <w:lang w:val="en-US" w:eastAsia="zh-CN"/>
+        </w:rPr>
+        <w:t>双玩家设计，玩家之间有连线，连线中心是受击点：“肉体”，受击会减少血量，血量见底会断开连线，断开10s游戏结束</w:t>
+      </w:r>
+    </w:p>
+    <w:p>
+      <w:pPr>
+        <w:rPr>
+          <w:rFonts w:hint="default"/>
+          <w:lang w:val="en-US" w:eastAsia="zh-CN"/>
+        </w:rPr>
+      </w:pPr>
+      <w:r>
+        <w:rPr>
+          <w:rFonts w:hint="eastAsia"/>
+          <w:lang w:val="en-US" w:eastAsia="zh-CN"/>
+        </w:rPr>
+        <w:t>卡牌</w:t>
+      </w:r>
+    </w:p>
+    <w:p>
+      <w:pPr>
+        <w:rPr>
+          <w:rFonts w:hint="eastAsia"/>
+          <w:lang w:val="en-US" w:eastAsia="zh-CN"/>
+        </w:rPr>
+      </w:pPr>
+    </w:p>
+    <w:p>
+      <w:pPr>
+        <w:rPr>
+          <w:rFonts w:hint="eastAsia"/>
+          <w:lang w:val="en-US" w:eastAsia="zh-CN"/>
+        </w:rPr>
+      </w:pPr>
+      <w:r>
+        <w:rPr>
+          <w:rFonts w:hint="eastAsia"/>
+          <w:lang w:val="en-US" w:eastAsia="zh-CN"/>
+        </w:rPr>
+        <w:t>移动：</w:t>
+      </w:r>
+    </w:p>
+    <w:p>
+      <w:pPr>
+        <w:rPr>
+          <w:rFonts w:hint="default"/>
+          <w:lang w:val="en-US" w:eastAsia="zh-CN"/>
+        </w:rPr>
+      </w:pPr>
+      <w:r>
+        <w:rPr>
+          <w:rFonts w:hint="eastAsia"/>
+          <w:lang w:val="en-US" w:eastAsia="zh-CN"/>
+        </w:rPr>
+        <w:t>玩家间的连线是弹性的，拉到最长后停下移动会被弹回去一点点，超出最大距离后拉的越长阻力越大</w:t>
+      </w:r>
+    </w:p>
+    <w:p>
+      <w:pPr>
+        <w:rPr>
+          <w:rFonts w:hint="eastAsia"/>
+          <w:lang w:val="en-US" w:eastAsia="zh-CN"/>
+        </w:rPr>
+      </w:pPr>
+      <w:r>
+        <w:rPr>
+          <w:rFonts w:hint="eastAsia"/>
+          <w:lang w:val="en-US" w:eastAsia="zh-CN"/>
+        </w:rPr>
+        <w:t>玩家间互相牵引，两个玩家往相反方向移动会静止不动，共同移动不会有阻力，一个玩家拉动另一个不动的玩家会有阻力。</w:t>
+      </w:r>
+    </w:p>
+    <w:p>
+      <w:pPr>
+        <w:rPr>
+          <w:rFonts w:hint="default"/>
+          <w:lang w:val="en-US" w:eastAsia="zh-CN"/>
+        </w:rPr>
+      </w:pPr>
+      <w:r>
+        <w:rPr>
+          <w:rFonts w:hint="eastAsia"/>
+          <w:lang w:val="en-US" w:eastAsia="zh-CN"/>
+        </w:rPr>
+        <w:t>肉体有碰撞体积，两个玩家互相不能重叠也不能和肉体重叠。</w:t>
+      </w:r>
+    </w:p>
+    <w:p>
+      <w:pPr>
+        <w:rPr>
+          <w:rFonts w:hint="eastAsia"/>
+          <w:lang w:val="en-US" w:eastAsia="zh-CN"/>
+        </w:rPr>
+      </w:pPr>
+    </w:p>
+    <w:p>
+      <w:pPr>
+        <w:rPr>
+          <w:rFonts w:hint="eastAsia"/>
+          <w:lang w:val="en-US" w:eastAsia="zh-CN"/>
+        </w:rPr>
+      </w:pPr>
+      <w:r>
+        <w:rPr>
+          <w:rFonts w:hint="eastAsia"/>
+          <w:lang w:val="en-US" w:eastAsia="zh-CN"/>
+        </w:rPr>
+        <w:t>卡池：</w:t>
+      </w:r>
+    </w:p>
+    <w:p>
+      <w:pPr>
+        <w:rPr>
+          <w:rFonts w:hint="eastAsia"/>
+          <w:lang w:val="en-US" w:eastAsia="zh-CN"/>
+        </w:rPr>
+      </w:pPr>
+      <w:r>
+        <w:rPr>
+          <w:rFonts w:hint="eastAsia"/>
+          <w:lang w:val="en-US" w:eastAsia="zh-CN"/>
+        </w:rPr>
+        <w:t>两个玩家独立卡牌，每个玩家初始卡组不同，职责不同，卡牌之后填具体的内容</w:t>
+      </w:r>
+    </w:p>
+    <w:p>
+      <w:pPr>
+        <w:rPr>
+          <w:rFonts w:hint="eastAsia"/>
+          <w:lang w:val="en-US" w:eastAsia="zh-CN"/>
+        </w:rPr>
+      </w:pPr>
+      <w:r>
+        <w:rPr>
+          <w:rFonts w:hint="eastAsia"/>
+          <w:lang w:val="en-US" w:eastAsia="zh-CN"/>
+        </w:rPr>
+        <w:t>目前确定的是：</w:t>
+      </w:r>
+    </w:p>
+    <w:p>
+      <w:pPr>
+        <w:rPr>
+          <w:rFonts w:hint="default"/>
+          <w:lang w:val="en-US" w:eastAsia="zh-CN"/>
+        </w:rPr>
+      </w:pPr>
+      <w:r>
+        <w:rPr>
+          <w:rFonts w:hint="eastAsia"/>
+          <w:lang w:val="en-US" w:eastAsia="zh-CN"/>
+        </w:rPr>
+        <w:t>牌的种类分为两个基类：攻击牌和其他牌</w:t>
+      </w:r>
+    </w:p>
+    <w:p>
+      <w:pPr>
+        <w:rPr>
+          <w:rFonts w:hint="eastAsia"/>
+          <w:lang w:val="en-US" w:eastAsia="zh-CN"/>
+        </w:rPr>
+      </w:pPr>
+      <w:r>
+        <w:rPr>
+          <w:rFonts w:hint="eastAsia"/>
+          <w:lang w:val="en-US" w:eastAsia="zh-CN"/>
+        </w:rPr>
+        <w:t>一共13张牌，每个玩家独立卡池6张，最后一张牌只有一个作用：恢复连线，这张牌两个玩家都可以在任务点拿到</w:t>
+      </w:r>
+    </w:p>
+    <w:p>
+      <w:pPr>
+        <w:rPr>
+          <w:rFonts w:hint="default"/>
+          <w:lang w:val="en-US" w:eastAsia="zh-CN"/>
+        </w:rPr>
+      </w:pPr>
+    </w:p>
+    <w:p>
+      <w:pPr>
+        <w:rPr>
+          <w:rFonts w:hint="eastAsia"/>
+          <w:lang w:val="en-US" w:eastAsia="zh-CN"/>
+        </w:rPr>
+      </w:pPr>
+      <w:r>
+        <w:rPr>
+          <w:rFonts w:hint="eastAsia"/>
+          <w:lang w:val="en-US" w:eastAsia="zh-CN"/>
+        </w:rPr>
+        <w:t>游戏主场景/通关：</w:t>
+      </w:r>
+    </w:p>
+    <w:p>
+      <w:pPr>
+        <w:rPr>
+          <w:rFonts w:hint="eastAsia"/>
+          <w:lang w:val="en-US" w:eastAsia="zh-CN"/>
+        </w:rPr>
+      </w:pPr>
+      <w:r>
+        <w:rPr>
+          <w:rFonts w:hint="eastAsia"/>
+          <w:lang w:val="en-US" w:eastAsia="zh-CN"/>
+        </w:rPr>
+        <w:t>游戏主场景是一个长条矩形可供玩家移动，周围有障碍挡住玩家移动，矩形的上下宽度是比玩家之间连线的最大长度大一些的，玩家出生在左边始终往右走，场景摄像机会一直往右移动，玩家无法移动出摄像机视角（有玩家专属碰撞体积挡住），抵达最右边游戏结束</w:t>
+      </w:r>
+    </w:p>
+    <w:p>
+      <w:pPr>
+        <w:rPr>
+          <w:rFonts w:hint="eastAsia"/>
+          <w:lang w:val="en-US" w:eastAsia="zh-CN"/>
+        </w:rPr>
+      </w:pPr>
+    </w:p>
+    <w:p>
+      <w:pPr>
+        <w:rPr>
+          <w:rFonts w:hint="eastAsia"/>
+          <w:lang w:val="en-US" w:eastAsia="zh-CN"/>
+        </w:rPr>
+      </w:pPr>
+      <w:r>
+        <w:rPr>
+          <w:rFonts w:hint="eastAsia"/>
+          <w:lang w:val="en-US" w:eastAsia="zh-CN"/>
+        </w:rPr>
+        <w:t>主场景需要有tscn文件可被编辑</w:t>
+      </w:r>
+    </w:p>
+    <w:p>
+      <w:pPr>
+        <w:rPr>
+          <w:rFonts w:hint="eastAsia"/>
+          <w:lang w:val="en-US" w:eastAsia="zh-CN"/>
+        </w:rPr>
+      </w:pPr>
+    </w:p>
+    <w:p>
+      <w:pPr>
+        <w:rPr>
+          <w:rFonts w:hint="default"/>
+          <w:lang w:val="en-US" w:eastAsia="zh-CN"/>
+        </w:rPr>
+      </w:pPr>
+      <w:r>
+        <w:rPr>
+          <w:rFonts w:hint="eastAsia"/>
+          <w:lang w:val="en-US" w:eastAsia="zh-CN"/>
+        </w:rPr>
+        <w:t>游戏主场景会有任务点，路线上一共有3个任务点坐标，3个任务点坐标把整个路程分成4份，分别是开头，试手，中间，高潮，难度依次增加，每个任务点坐标宽度上下各有一个实际的任务点，上下两个任务点每个都只能被一个特定玩家拾取，因此矩形的上下宽度是比玩家之间连线的最大长度大的，</w:t>
+      </w:r>
+    </w:p>
+    <w:p>
+      <w:pPr>
+        <w:rPr>
+          <w:rFonts w:hint="eastAsia"/>
+          <w:lang w:val="en-US" w:eastAsia="zh-CN"/>
+        </w:rPr>
+      </w:pPr>
+    </w:p>
+    <w:p>
+      <w:pPr>
+        <w:rPr>
+          <w:rFonts w:hint="eastAsia"/>
+          <w:lang w:val="en-US" w:eastAsia="zh-CN"/>
+        </w:rPr>
+      </w:pPr>
+      <w:r>
+        <w:rPr>
+          <w:rFonts w:hint="eastAsia"/>
+          <w:lang w:val="en-US" w:eastAsia="zh-CN"/>
+        </w:rPr>
+        <w:t>战斗：</w:t>
+      </w:r>
+    </w:p>
+    <w:p>
+      <w:pPr>
+        <w:rPr>
+          <w:rFonts w:hint="default"/>
+          <w:lang w:val="en-US" w:eastAsia="zh-CN"/>
+        </w:rPr>
+      </w:pPr>
+      <w:r>
+        <w:rPr>
+          <w:rFonts w:hint="eastAsia"/>
+          <w:lang w:val="en-US" w:eastAsia="zh-CN"/>
+        </w:rPr>
+        <w:t>每个玩家有一个有顺序的牌堆，相当于栈</w:t>
+      </w:r>
+    </w:p>
+    <w:p>
+      <w:pPr>
+        <w:rPr>
+          <w:rFonts w:hint="default"/>
+          <w:lang w:val="en-US" w:eastAsia="zh-CN"/>
+        </w:rPr>
+      </w:pPr>
+      <w:r>
+        <w:rPr>
+          <w:rFonts w:hint="eastAsia"/>
+          <w:lang w:val="en-US" w:eastAsia="zh-CN"/>
+        </w:rPr>
+        <w:t>攻击牌打出后会被放到牌堆底部</w:t>
+      </w:r>
+    </w:p>
+    <w:p>
+      <w:pPr>
+        <w:rPr>
+          <w:rFonts w:hint="eastAsia"/>
+          <w:lang w:val="en-US" w:eastAsia="zh-CN"/>
+        </w:rPr>
+      </w:pPr>
+      <w:r>
+        <w:rPr>
+          <w:rFonts w:hint="eastAsia"/>
+          <w:lang w:val="en-US" w:eastAsia="zh-CN"/>
+        </w:rPr>
+        <w:t>其他牌打出后会消耗并且从战斗中移除</w:t>
+      </w:r>
+    </w:p>
+    <w:p>
+      <w:pPr>
+        <w:rPr>
+          <w:rFonts w:hint="eastAsia"/>
+          <w:lang w:val="en-US" w:eastAsia="zh-CN"/>
+        </w:rPr>
+      </w:pPr>
+      <w:r>
+        <w:rPr>
+          <w:rFonts w:hint="eastAsia"/>
+          <w:lang w:val="en-US" w:eastAsia="zh-CN"/>
+        </w:rPr>
+        <w:t>每张牌被打出后需要2秒后才能打出下一张牌</w:t>
+      </w:r>
+    </w:p>
+    <w:p>
+      <w:pPr>
+        <w:rPr>
+          <w:rFonts w:hint="default"/>
+          <w:lang w:val="en-US" w:eastAsia="zh-CN"/>
+        </w:rPr>
+      </w:pPr>
+      <w:r>
+        <w:rPr>
+          <w:rFonts w:hint="eastAsia"/>
+          <w:lang w:val="en-US" w:eastAsia="zh-CN"/>
+        </w:rPr>
+        <w:t>可以选择不打出这张牌并把这张牌放到牌堆底部，等待2秒然后可以查看下一张牌和打出</w:t>
+      </w:r>
+    </w:p>
+    <w:p>
+      <w:pPr>
+        <w:rPr>
+          <w:rFonts w:hint="default"/>
+          <w:lang w:val="en-US" w:eastAsia="zh-CN"/>
+        </w:rPr>
+      </w:pPr>
+    </w:p>
+    <w:p>
+      <w:pPr>
+        <w:rPr>
+          <w:rFonts w:hint="eastAsia"/>
+          <w:lang w:val="en-US" w:eastAsia="zh-CN"/>
+        </w:rPr>
+      </w:pPr>
+      <w:r>
+        <w:rPr>
+          <w:rFonts w:hint="eastAsia"/>
+          <w:lang w:val="en-US" w:eastAsia="zh-CN"/>
+        </w:rPr>
+        <w:t>血量：</w:t>
+      </w:r>
+    </w:p>
+    <w:p>
+      <w:pPr>
+        <w:rPr>
+          <w:rFonts w:hint="default"/>
+          <w:lang w:val="en-US" w:eastAsia="zh-CN"/>
+        </w:rPr>
+      </w:pPr>
+      <w:r>
+        <w:rPr>
+          <w:rFonts w:hint="eastAsia"/>
+          <w:lang w:val="en-US" w:eastAsia="zh-CN"/>
+        </w:rPr>
+        <w:t>血量需要被放在醒目的位置，受击会减少血量，血量见底会断开连线，恢复连线时会恢复满血量</w:t>
       </w:r>
       <w:bookmarkStart w:id="0" w:name="_GoBack"/>
       <w:bookmarkEnd w:id="0"/>
-      <w:r>
-        <w:rPr>
-          <w:rFonts w:hint="eastAsia"/>
-          <w:lang w:val="en-US" w:eastAsia="zh-CN"/>
-        </w:rPr>
-        <w:t>完全描述</w:t>
-      </w:r>
-    </w:p>
-    <w:p>
-      <w:pPr>
-        <w:rPr>
-          <w:rFonts w:hint="eastAsia"/>
-          <w:lang w:val="en-US" w:eastAsia="zh-CN"/>
-        </w:rPr>
-      </w:pPr>
-    </w:p>
-    <w:p>
-      <w:pPr>
-        <w:rPr>
-          <w:rFonts w:hint="eastAsia"/>
-          <w:lang w:val="en-US" w:eastAsia="zh-CN"/>
-        </w:rPr>
-      </w:pPr>
-      <w:r>
-        <w:rPr>
-          <w:rFonts w:hint="eastAsia"/>
-          <w:lang w:val="en-US" w:eastAsia="zh-CN"/>
-        </w:rPr>
-        <w:t>双玩家设计，玩家之间有连线，连线中心是受击点：“肉体”，受击会减少血量，血量见底会断开连线，断开10s游戏结束</w:t>
-      </w:r>
-    </w:p>
-    <w:p>
-      <w:pPr>
-        <w:rPr>
-          <w:rFonts w:hint="default"/>
-          <w:lang w:val="en-US" w:eastAsia="zh-CN"/>
-        </w:rPr>
-      </w:pPr>
-      <w:r>
-        <w:rPr>
-          <w:rFonts w:hint="eastAsia"/>
-          <w:lang w:val="en-US" w:eastAsia="zh-CN"/>
-        </w:rPr>
-        <w:t>卡牌</w:t>
-      </w:r>
-    </w:p>
-    <w:p>
-      <w:pPr>
-        <w:rPr>
-          <w:rFonts w:hint="eastAsia"/>
-          <w:lang w:val="en-US" w:eastAsia="zh-CN"/>
-        </w:rPr>
-      </w:pPr>
-    </w:p>
-    <w:p>
-      <w:pPr>
-        <w:rPr>
-          <w:rFonts w:hint="eastAsia"/>
-          <w:lang w:val="en-US" w:eastAsia="zh-CN"/>
-        </w:rPr>
-      </w:pPr>
-      <w:r>
-        <w:rPr>
-          <w:rFonts w:hint="eastAsia"/>
-          <w:lang w:val="en-US" w:eastAsia="zh-CN"/>
-        </w:rPr>
-        <w:t>移动：</w:t>
-      </w:r>
-    </w:p>
-    <w:p>
-      <w:pPr>
-        <w:rPr>
-          <w:rFonts w:hint="default"/>
-          <w:lang w:val="en-US" w:eastAsia="zh-CN"/>
-        </w:rPr>
-      </w:pPr>
-      <w:r>
-        <w:rPr>
-          <w:rFonts w:hint="eastAsia"/>
-          <w:lang w:val="en-US" w:eastAsia="zh-CN"/>
-        </w:rPr>
-        <w:t>玩家间的连线是弹性的，拉到最长后停下移动会被弹回去一点点，超出最大距离后拉的越长阻力越大</w:t>
-      </w:r>
-    </w:p>
-    <w:p>
-      <w:pPr>
-        <w:rPr>
-          <w:rFonts w:hint="eastAsia"/>
-          <w:lang w:val="en-US" w:eastAsia="zh-CN"/>
-        </w:rPr>
-      </w:pPr>
-      <w:r>
-        <w:rPr>
-          <w:rFonts w:hint="eastAsia"/>
-          <w:lang w:val="en-US" w:eastAsia="zh-CN"/>
-        </w:rPr>
-        <w:t>玩家间互相牵引，两个玩家往相反方向移动会静止不动，共同移动不会有阻力，一个玩家拉动另一个不动的玩家会有阻力。</w:t>
-      </w:r>
-    </w:p>
-    <w:p>
-      <w:pPr>
-        <w:rPr>
-          <w:rFonts w:hint="default"/>
-          <w:lang w:val="en-US" w:eastAsia="zh-CN"/>
-        </w:rPr>
-      </w:pPr>
-      <w:r>
-        <w:rPr>
-          <w:rFonts w:hint="eastAsia"/>
-          <w:lang w:val="en-US" w:eastAsia="zh-CN"/>
-        </w:rPr>
-        <w:t>肉体有碰撞体积，两个玩家互相不能重叠也不能和肉体重叠。</w:t>
-      </w:r>
-    </w:p>
-    <w:p>
-      <w:pPr>
-        <w:rPr>
-          <w:rFonts w:hint="eastAsia"/>
-          <w:lang w:val="en-US" w:eastAsia="zh-CN"/>
-        </w:rPr>
-      </w:pPr>
-    </w:p>
-    <w:p>
-      <w:pPr>
-        <w:rPr>
-          <w:rFonts w:hint="eastAsia"/>
-          <w:lang w:val="en-US" w:eastAsia="zh-CN"/>
-        </w:rPr>
-      </w:pPr>
-      <w:r>
-        <w:rPr>
-          <w:rFonts w:hint="eastAsia"/>
-          <w:lang w:val="en-US" w:eastAsia="zh-CN"/>
-        </w:rPr>
-        <w:t>卡池：</w:t>
-      </w:r>
-    </w:p>
-    <w:p>
-      <w:pPr>
-        <w:rPr>
-          <w:rFonts w:hint="eastAsia"/>
-          <w:lang w:val="en-US" w:eastAsia="zh-CN"/>
-        </w:rPr>
-      </w:pPr>
-      <w:r>
-        <w:rPr>
-          <w:rFonts w:hint="eastAsia"/>
-          <w:lang w:val="en-US" w:eastAsia="zh-CN"/>
-        </w:rPr>
-        <w:t>两个玩家独立卡牌，每个玩家初始卡组不同，职责不同，卡牌之后填具体的内容</w:t>
-      </w:r>
-    </w:p>
-    <w:p>
-      <w:pPr>
-        <w:rPr>
-          <w:rFonts w:hint="eastAsia"/>
-          <w:lang w:val="en-US" w:eastAsia="zh-CN"/>
-        </w:rPr>
-      </w:pPr>
-      <w:r>
-        <w:rPr>
-          <w:rFonts w:hint="eastAsia"/>
-          <w:lang w:val="en-US" w:eastAsia="zh-CN"/>
-        </w:rPr>
-        <w:t>目前确定的是：</w:t>
-      </w:r>
-    </w:p>
-    <w:p>
-      <w:pPr>
-        <w:rPr>
-          <w:rFonts w:hint="default"/>
-          <w:lang w:val="en-US" w:eastAsia="zh-CN"/>
-        </w:rPr>
-      </w:pPr>
-      <w:r>
-        <w:rPr>
-          <w:rFonts w:hint="eastAsia"/>
-          <w:lang w:val="en-US" w:eastAsia="zh-CN"/>
-        </w:rPr>
-        <w:t>牌的种类分为两个基类：攻击牌和其他牌</w:t>
-      </w:r>
-    </w:p>
-    <w:p>
-      <w:pPr>
-        <w:rPr>
-          <w:rFonts w:hint="eastAsia"/>
-          <w:lang w:val="en-US" w:eastAsia="zh-CN"/>
-        </w:rPr>
-      </w:pPr>
-      <w:r>
-        <w:rPr>
-          <w:rFonts w:hint="eastAsia"/>
-          <w:lang w:val="en-US" w:eastAsia="zh-CN"/>
-        </w:rPr>
-        <w:t>一共13张牌，每个玩家独立卡池6张，最后一张牌只有一个作用：恢复连线，这张牌两个玩家都可以在任务点拿到</w:t>
-      </w:r>
-    </w:p>
-    <w:p>
-      <w:pPr>
-        <w:rPr>
-          <w:rFonts w:hint="default"/>
-          <w:lang w:val="en-US" w:eastAsia="zh-CN"/>
-        </w:rPr>
-      </w:pPr>
-    </w:p>
-    <w:p>
-      <w:pPr>
-        <w:rPr>
-          <w:rFonts w:hint="eastAsia"/>
-          <w:lang w:val="en-US" w:eastAsia="zh-CN"/>
-        </w:rPr>
-      </w:pPr>
-      <w:r>
-        <w:rPr>
-          <w:rFonts w:hint="eastAsia"/>
-          <w:lang w:val="en-US" w:eastAsia="zh-CN"/>
-        </w:rPr>
-        <w:t>游戏主场景/通关：</w:t>
-      </w:r>
-    </w:p>
-    <w:p>
-      <w:pPr>
-        <w:rPr>
-          <w:rFonts w:hint="eastAsia"/>
-          <w:lang w:val="en-US" w:eastAsia="zh-CN"/>
-        </w:rPr>
-      </w:pPr>
-      <w:r>
-        <w:rPr>
-          <w:rFonts w:hint="eastAsia"/>
-          <w:lang w:val="en-US" w:eastAsia="zh-CN"/>
-        </w:rPr>
-        <w:t>游戏主场景是一个长条矩形，中间镂空，周围有障碍挡住玩家移动，矩形的上下宽度是比玩家之间连线的最大长度大一些的，玩家出生在左边始终往右走，场景摄像机会一直往右移动，玩家无法移动出摄像机视角（有玩家专属碰撞体积挡住），抵达最右边游戏结束</w:t>
-      </w:r>
-    </w:p>
-    <w:p>
-      <w:pPr>
-        <w:rPr>
-          <w:rFonts w:hint="eastAsia"/>
-          <w:lang w:val="en-US" w:eastAsia="zh-CN"/>
-        </w:rPr>
-      </w:pPr>
-    </w:p>
-    <w:p>
-      <w:pPr>
-        <w:rPr>
-          <w:rFonts w:hint="eastAsia"/>
-          <w:lang w:val="en-US" w:eastAsia="zh-CN"/>
-        </w:rPr>
-      </w:pPr>
-      <w:r>
-        <w:rPr>
-          <w:rFonts w:hint="eastAsia"/>
-          <w:lang w:val="en-US" w:eastAsia="zh-CN"/>
-        </w:rPr>
-        <w:t>主场景需要有tscn文件可被编辑</w:t>
-      </w:r>
-    </w:p>
-    <w:p>
-      <w:pPr>
-        <w:rPr>
-          <w:rFonts w:hint="eastAsia"/>
-          <w:lang w:val="en-US" w:eastAsia="zh-CN"/>
-        </w:rPr>
-      </w:pPr>
-    </w:p>
-    <w:p>
-      <w:pPr>
-        <w:rPr>
-          <w:rFonts w:hint="default"/>
-          <w:lang w:val="en-US" w:eastAsia="zh-CN"/>
-        </w:rPr>
-      </w:pPr>
-      <w:r>
-        <w:rPr>
-          <w:rFonts w:hint="eastAsia"/>
-          <w:lang w:val="en-US" w:eastAsia="zh-CN"/>
-        </w:rPr>
-        <w:t>游戏主场景会有任务点，路线上一共有3个任务点，宽度上下各有一个，每个任务点都只能被一个特定玩家拾取，因此矩形的上下宽度是比玩家之间连线的最大长度大的，</w:t>
-      </w:r>
-    </w:p>
-    <w:p>
-      <w:pPr>
-        <w:rPr>
-          <w:rFonts w:hint="eastAsia"/>
-          <w:lang w:val="en-US" w:eastAsia="zh-CN"/>
-        </w:rPr>
-      </w:pPr>
-    </w:p>
-    <w:p>
-      <w:pPr>
-        <w:rPr>
-          <w:rFonts w:hint="eastAsia"/>
-          <w:lang w:val="en-US" w:eastAsia="zh-CN"/>
-        </w:rPr>
-      </w:pPr>
-      <w:r>
-        <w:rPr>
-          <w:rFonts w:hint="eastAsia"/>
-          <w:lang w:val="en-US" w:eastAsia="zh-CN"/>
-        </w:rPr>
-        <w:t>战斗：</w:t>
-      </w:r>
-    </w:p>
-    <w:p>
-      <w:pPr>
-        <w:rPr>
-          <w:rFonts w:hint="default"/>
-          <w:lang w:val="en-US" w:eastAsia="zh-CN"/>
-        </w:rPr>
-      </w:pPr>
-      <w:r>
-        <w:rPr>
-          <w:rFonts w:hint="eastAsia"/>
-          <w:lang w:val="en-US" w:eastAsia="zh-CN"/>
-        </w:rPr>
-        <w:t>每个玩家有一个有顺序的牌堆，相当于栈</w:t>
-      </w:r>
-    </w:p>
-    <w:p>
-      <w:pPr>
-        <w:rPr>
-          <w:rFonts w:hint="default"/>
-          <w:lang w:val="en-US" w:eastAsia="zh-CN"/>
-        </w:rPr>
-      </w:pPr>
-      <w:r>
-        <w:rPr>
-          <w:rFonts w:hint="eastAsia"/>
-          <w:lang w:val="en-US" w:eastAsia="zh-CN"/>
-        </w:rPr>
-        <w:t>攻击牌打出后会被放到牌堆底部</w:t>
-      </w:r>
-    </w:p>
-    <w:p>
-      <w:pPr>
-        <w:rPr>
-          <w:rFonts w:hint="eastAsia"/>
-          <w:lang w:val="en-US" w:eastAsia="zh-CN"/>
-        </w:rPr>
-      </w:pPr>
-      <w:r>
-        <w:rPr>
-          <w:rFonts w:hint="eastAsia"/>
-          <w:lang w:val="en-US" w:eastAsia="zh-CN"/>
-        </w:rPr>
-        <w:t>其他牌打出后会消耗并且从战斗中移除</w:t>
-      </w:r>
-    </w:p>
-    <w:p>
-      <w:pPr>
-        <w:rPr>
-          <w:rFonts w:hint="eastAsia"/>
-          <w:lang w:val="en-US" w:eastAsia="zh-CN"/>
-        </w:rPr>
-      </w:pPr>
-      <w:r>
-        <w:rPr>
-          <w:rFonts w:hint="eastAsia"/>
-          <w:lang w:val="en-US" w:eastAsia="zh-CN"/>
-        </w:rPr>
-        <w:t>每张牌被打出后需要2秒后才能打出下一张牌</w:t>
-      </w:r>
-    </w:p>
-    <w:p>
-      <w:pPr>
-        <w:rPr>
-          <w:rFonts w:hint="default"/>
-          <w:lang w:val="en-US" w:eastAsia="zh-CN"/>
-        </w:rPr>
-      </w:pPr>
-      <w:r>
-        <w:rPr>
-          <w:rFonts w:hint="eastAsia"/>
-          <w:lang w:val="en-US" w:eastAsia="zh-CN"/>
-        </w:rPr>
-        <w:t>可以选择不打出这张牌</w:t>
-      </w:r>
-    </w:p>
-    <w:p>
-      <w:pPr>
-        <w:rPr>
-          <w:rFonts w:hint="default"/>
-          <w:lang w:val="en-US" w:eastAsia="zh-CN"/>
-        </w:rPr>
-      </w:pPr>
-    </w:p>
-    <w:p>
-      <w:pPr>
-        <w:rPr>
-          <w:rFonts w:hint="eastAsia"/>
-          <w:lang w:val="en-US" w:eastAsia="zh-CN"/>
-        </w:rPr>
-      </w:pPr>
-      <w:r>
-        <w:rPr>
-          <w:rFonts w:hint="eastAsia"/>
-          <w:lang w:val="en-US" w:eastAsia="zh-CN"/>
-        </w:rPr>
-        <w:t>血量：</w:t>
-      </w:r>
-    </w:p>
-    <w:p>
-      <w:pPr>
-        <w:rPr>
-          <w:rFonts w:hint="default"/>
-          <w:lang w:val="en-US" w:eastAsia="zh-CN"/>
-        </w:rPr>
-      </w:pPr>
-      <w:r>
-        <w:rPr>
-          <w:rFonts w:hint="eastAsia"/>
-          <w:lang w:val="en-US" w:eastAsia="zh-CN"/>
-        </w:rPr>
-        <w:t>血量需要被放在醒目的位置，受击会减少血量，血量见底会断开连线，恢复连线时会恢复满血量</w:t>
-      </w:r>
     </w:p>
     <w:p>
       <w:pPr>
@@ -508,7 +501,7 @@
           <w:rFonts w:hint="eastAsia"/>
           <w:lang w:val="en-US" w:eastAsia="zh-CN"/>
         </w:rPr>
-        <w:t>一共有三种敌人，敌人会被场景矩形挡住，但不会被玩家专属碰撞体积挡住，敌人AI之后再实现</w:t>
+        <w:t>一共有三种敌人，敌人会被场景矩形挡住，但不会被玩家专属碰撞体积挡住，敌人AI之后再实现，固定种类敌人会在我在主场景里摆放的生成点生成。</w:t>
       </w:r>
     </w:p>
     <w:p>

--- a/doc/项目文档.docx
+++ b/doc/项目文档.docx
@@ -130,303 +130,303 @@
           <w:lang w:val="en-US" w:eastAsia="zh-CN"/>
         </w:rPr>
       </w:pPr>
-    </w:p>
-    <w:p>
-      <w:pPr>
-        <w:rPr>
-          <w:rFonts w:hint="eastAsia"/>
-          <w:lang w:val="en-US" w:eastAsia="zh-CN"/>
-        </w:rPr>
-      </w:pPr>
-      <w:r>
-        <w:rPr>
-          <w:rFonts w:hint="eastAsia"/>
-          <w:lang w:val="en-US" w:eastAsia="zh-CN"/>
-        </w:rPr>
-        <w:t>卡池：</w:t>
-      </w:r>
-    </w:p>
-    <w:p>
-      <w:pPr>
-        <w:rPr>
-          <w:rFonts w:hint="eastAsia"/>
-          <w:lang w:val="en-US" w:eastAsia="zh-CN"/>
-        </w:rPr>
-      </w:pPr>
-      <w:r>
-        <w:rPr>
-          <w:rFonts w:hint="eastAsia"/>
-          <w:lang w:val="en-US" w:eastAsia="zh-CN"/>
-        </w:rPr>
-        <w:t>两个玩家独立卡牌，每个玩家初始卡组不同，职责不同，卡牌之后填具体的内容</w:t>
-      </w:r>
-    </w:p>
-    <w:p>
-      <w:pPr>
-        <w:rPr>
-          <w:rFonts w:hint="eastAsia"/>
-          <w:lang w:val="en-US" w:eastAsia="zh-CN"/>
-        </w:rPr>
-      </w:pPr>
-      <w:r>
-        <w:rPr>
-          <w:rFonts w:hint="eastAsia"/>
-          <w:lang w:val="en-US" w:eastAsia="zh-CN"/>
-        </w:rPr>
-        <w:t>目前确定的是：</w:t>
-      </w:r>
-    </w:p>
-    <w:p>
-      <w:pPr>
-        <w:rPr>
-          <w:rFonts w:hint="default"/>
-          <w:lang w:val="en-US" w:eastAsia="zh-CN"/>
-        </w:rPr>
-      </w:pPr>
-      <w:r>
-        <w:rPr>
-          <w:rFonts w:hint="eastAsia"/>
-          <w:lang w:val="en-US" w:eastAsia="zh-CN"/>
-        </w:rPr>
-        <w:t>牌的种类分为两个基类：攻击牌和其他牌</w:t>
-      </w:r>
-    </w:p>
-    <w:p>
-      <w:pPr>
-        <w:rPr>
-          <w:rFonts w:hint="eastAsia"/>
-          <w:lang w:val="en-US" w:eastAsia="zh-CN"/>
-        </w:rPr>
-      </w:pPr>
-      <w:r>
-        <w:rPr>
-          <w:rFonts w:hint="eastAsia"/>
-          <w:lang w:val="en-US" w:eastAsia="zh-CN"/>
-        </w:rPr>
-        <w:t>一共13张牌，每个玩家独立卡池6张，最后一张牌只有一个作用：恢复连线，这张牌两个玩家都可以在任务点拿到</w:t>
-      </w:r>
-    </w:p>
-    <w:p>
-      <w:pPr>
-        <w:rPr>
-          <w:rFonts w:hint="default"/>
-          <w:lang w:val="en-US" w:eastAsia="zh-CN"/>
-        </w:rPr>
-      </w:pPr>
-    </w:p>
-    <w:p>
-      <w:pPr>
-        <w:rPr>
-          <w:rFonts w:hint="eastAsia"/>
-          <w:lang w:val="en-US" w:eastAsia="zh-CN"/>
-        </w:rPr>
-      </w:pPr>
-      <w:r>
-        <w:rPr>
-          <w:rFonts w:hint="eastAsia"/>
-          <w:lang w:val="en-US" w:eastAsia="zh-CN"/>
-        </w:rPr>
-        <w:t>游戏主场景/通关：</w:t>
-      </w:r>
-    </w:p>
-    <w:p>
-      <w:pPr>
-        <w:rPr>
-          <w:rFonts w:hint="eastAsia"/>
-          <w:lang w:val="en-US" w:eastAsia="zh-CN"/>
-        </w:rPr>
-      </w:pPr>
-      <w:r>
-        <w:rPr>
-          <w:rFonts w:hint="eastAsia"/>
-          <w:lang w:val="en-US" w:eastAsia="zh-CN"/>
-        </w:rPr>
-        <w:t>游戏主场景是一个长条矩形可供玩家移动，周围有障碍挡住玩家移动，矩形的上下宽度是比玩家之间连线的最大长度大一些的，玩家出生在左边始终往右走，场景摄像机会一直往右移动，玩家无法移动出摄像机视角（有玩家专属碰撞体积挡住），抵达最右边游戏结束</w:t>
-      </w:r>
-    </w:p>
-    <w:p>
-      <w:pPr>
-        <w:rPr>
-          <w:rFonts w:hint="eastAsia"/>
-          <w:lang w:val="en-US" w:eastAsia="zh-CN"/>
-        </w:rPr>
-      </w:pPr>
-    </w:p>
-    <w:p>
-      <w:pPr>
-        <w:rPr>
-          <w:rFonts w:hint="eastAsia"/>
-          <w:lang w:val="en-US" w:eastAsia="zh-CN"/>
-        </w:rPr>
-      </w:pPr>
-      <w:r>
-        <w:rPr>
-          <w:rFonts w:hint="eastAsia"/>
-          <w:lang w:val="en-US" w:eastAsia="zh-CN"/>
-        </w:rPr>
-        <w:t>主场景需要有tscn文件可被编辑</w:t>
-      </w:r>
-    </w:p>
-    <w:p>
-      <w:pPr>
-        <w:rPr>
-          <w:rFonts w:hint="eastAsia"/>
-          <w:lang w:val="en-US" w:eastAsia="zh-CN"/>
-        </w:rPr>
-      </w:pPr>
-    </w:p>
-    <w:p>
-      <w:pPr>
-        <w:rPr>
-          <w:rFonts w:hint="default"/>
-          <w:lang w:val="en-US" w:eastAsia="zh-CN"/>
-        </w:rPr>
-      </w:pPr>
-      <w:r>
-        <w:rPr>
-          <w:rFonts w:hint="eastAsia"/>
-          <w:lang w:val="en-US" w:eastAsia="zh-CN"/>
-        </w:rPr>
-        <w:t>游戏主场景会有任务点，路线上一共有3个任务点坐标，3个任务点坐标把整个路程分成4份，分别是开头，试手，中间，高潮，难度依次增加，每个任务点坐标宽度上下各有一个实际的任务点，上下两个任务点每个都只能被一个特定玩家拾取，因此矩形的上下宽度是比玩家之间连线的最大长度大的，</w:t>
-      </w:r>
-    </w:p>
-    <w:p>
-      <w:pPr>
-        <w:rPr>
-          <w:rFonts w:hint="eastAsia"/>
-          <w:lang w:val="en-US" w:eastAsia="zh-CN"/>
-        </w:rPr>
-      </w:pPr>
-    </w:p>
-    <w:p>
-      <w:pPr>
-        <w:rPr>
-          <w:rFonts w:hint="eastAsia"/>
-          <w:lang w:val="en-US" w:eastAsia="zh-CN"/>
-        </w:rPr>
-      </w:pPr>
-      <w:r>
-        <w:rPr>
-          <w:rFonts w:hint="eastAsia"/>
-          <w:lang w:val="en-US" w:eastAsia="zh-CN"/>
-        </w:rPr>
-        <w:t>战斗：</w:t>
-      </w:r>
-    </w:p>
-    <w:p>
-      <w:pPr>
-        <w:rPr>
-          <w:rFonts w:hint="default"/>
-          <w:lang w:val="en-US" w:eastAsia="zh-CN"/>
-        </w:rPr>
-      </w:pPr>
-      <w:r>
-        <w:rPr>
-          <w:rFonts w:hint="eastAsia"/>
-          <w:lang w:val="en-US" w:eastAsia="zh-CN"/>
-        </w:rPr>
-        <w:t>每个玩家有一个有顺序的牌堆，相当于栈</w:t>
-      </w:r>
-    </w:p>
-    <w:p>
-      <w:pPr>
-        <w:rPr>
-          <w:rFonts w:hint="default"/>
-          <w:lang w:val="en-US" w:eastAsia="zh-CN"/>
-        </w:rPr>
-      </w:pPr>
-      <w:r>
-        <w:rPr>
-          <w:rFonts w:hint="eastAsia"/>
-          <w:lang w:val="en-US" w:eastAsia="zh-CN"/>
-        </w:rPr>
-        <w:t>攻击牌打出后会被放到牌堆底部</w:t>
-      </w:r>
-    </w:p>
-    <w:p>
-      <w:pPr>
-        <w:rPr>
-          <w:rFonts w:hint="eastAsia"/>
-          <w:lang w:val="en-US" w:eastAsia="zh-CN"/>
-        </w:rPr>
-      </w:pPr>
-      <w:r>
-        <w:rPr>
-          <w:rFonts w:hint="eastAsia"/>
-          <w:lang w:val="en-US" w:eastAsia="zh-CN"/>
-        </w:rPr>
-        <w:t>其他牌打出后会消耗并且从战斗中移除</w:t>
-      </w:r>
-    </w:p>
-    <w:p>
-      <w:pPr>
-        <w:rPr>
-          <w:rFonts w:hint="eastAsia"/>
-          <w:lang w:val="en-US" w:eastAsia="zh-CN"/>
-        </w:rPr>
-      </w:pPr>
-      <w:r>
-        <w:rPr>
-          <w:rFonts w:hint="eastAsia"/>
-          <w:lang w:val="en-US" w:eastAsia="zh-CN"/>
-        </w:rPr>
-        <w:t>每张牌被打出后需要2秒后才能打出下一张牌</w:t>
-      </w:r>
-    </w:p>
-    <w:p>
-      <w:pPr>
-        <w:rPr>
-          <w:rFonts w:hint="default"/>
-          <w:lang w:val="en-US" w:eastAsia="zh-CN"/>
-        </w:rPr>
-      </w:pPr>
-      <w:r>
-        <w:rPr>
-          <w:rFonts w:hint="eastAsia"/>
-          <w:lang w:val="en-US" w:eastAsia="zh-CN"/>
-        </w:rPr>
-        <w:t>可以选择不打出这张牌并把这张牌放到牌堆底部，等待2秒然后可以查看下一张牌和打出</w:t>
-      </w:r>
-    </w:p>
-    <w:p>
-      <w:pPr>
-        <w:rPr>
-          <w:rFonts w:hint="default"/>
-          <w:lang w:val="en-US" w:eastAsia="zh-CN"/>
-        </w:rPr>
-      </w:pPr>
-    </w:p>
-    <w:p>
-      <w:pPr>
-        <w:rPr>
-          <w:rFonts w:hint="eastAsia"/>
-          <w:lang w:val="en-US" w:eastAsia="zh-CN"/>
-        </w:rPr>
-      </w:pPr>
-      <w:r>
-        <w:rPr>
-          <w:rFonts w:hint="eastAsia"/>
-          <w:lang w:val="en-US" w:eastAsia="zh-CN"/>
-        </w:rPr>
-        <w:t>血量：</w:t>
-      </w:r>
-    </w:p>
-    <w:p>
-      <w:pPr>
-        <w:rPr>
-          <w:rFonts w:hint="default"/>
-          <w:lang w:val="en-US" w:eastAsia="zh-CN"/>
-        </w:rPr>
-      </w:pPr>
-      <w:r>
-        <w:rPr>
-          <w:rFonts w:hint="eastAsia"/>
-          <w:lang w:val="en-US" w:eastAsia="zh-CN"/>
-        </w:rPr>
-        <w:t>血量需要被放在醒目的位置，受击会减少血量，血量见底会断开连线，恢复连线时会恢复满血量</w:t>
-      </w:r>
       <w:bookmarkStart w:id="0" w:name="_GoBack"/>
       <w:bookmarkEnd w:id="0"/>
+    </w:p>
+    <w:p>
+      <w:pPr>
+        <w:rPr>
+          <w:rFonts w:hint="eastAsia"/>
+          <w:lang w:val="en-US" w:eastAsia="zh-CN"/>
+        </w:rPr>
+      </w:pPr>
+      <w:r>
+        <w:rPr>
+          <w:rFonts w:hint="eastAsia"/>
+          <w:lang w:val="en-US" w:eastAsia="zh-CN"/>
+        </w:rPr>
+        <w:t>卡池：</w:t>
+      </w:r>
+    </w:p>
+    <w:p>
+      <w:pPr>
+        <w:rPr>
+          <w:rFonts w:hint="eastAsia"/>
+          <w:lang w:val="en-US" w:eastAsia="zh-CN"/>
+        </w:rPr>
+      </w:pPr>
+      <w:r>
+        <w:rPr>
+          <w:rFonts w:hint="eastAsia"/>
+          <w:lang w:val="en-US" w:eastAsia="zh-CN"/>
+        </w:rPr>
+        <w:t>两个玩家独立卡牌，每个玩家初始卡组不同，职责不同，卡牌之后填具体的内容</w:t>
+      </w:r>
+    </w:p>
+    <w:p>
+      <w:pPr>
+        <w:rPr>
+          <w:rFonts w:hint="eastAsia"/>
+          <w:lang w:val="en-US" w:eastAsia="zh-CN"/>
+        </w:rPr>
+      </w:pPr>
+      <w:r>
+        <w:rPr>
+          <w:rFonts w:hint="eastAsia"/>
+          <w:lang w:val="en-US" w:eastAsia="zh-CN"/>
+        </w:rPr>
+        <w:t>目前确定的是：</w:t>
+      </w:r>
+    </w:p>
+    <w:p>
+      <w:pPr>
+        <w:rPr>
+          <w:rFonts w:hint="default"/>
+          <w:lang w:val="en-US" w:eastAsia="zh-CN"/>
+        </w:rPr>
+      </w:pPr>
+      <w:r>
+        <w:rPr>
+          <w:rFonts w:hint="eastAsia"/>
+          <w:lang w:val="en-US" w:eastAsia="zh-CN"/>
+        </w:rPr>
+        <w:t>牌的种类分为两个基类：攻击牌和其他牌</w:t>
+      </w:r>
+    </w:p>
+    <w:p>
+      <w:pPr>
+        <w:rPr>
+          <w:rFonts w:hint="eastAsia"/>
+          <w:lang w:val="en-US" w:eastAsia="zh-CN"/>
+        </w:rPr>
+      </w:pPr>
+      <w:r>
+        <w:rPr>
+          <w:rFonts w:hint="eastAsia"/>
+          <w:lang w:val="en-US" w:eastAsia="zh-CN"/>
+        </w:rPr>
+        <w:t>一共13张牌，每个玩家独立卡池6张，最后一张牌只有一个作用：恢复连线，这张牌两个玩家都可以在任务点拿到</w:t>
+      </w:r>
+    </w:p>
+    <w:p>
+      <w:pPr>
+        <w:rPr>
+          <w:rFonts w:hint="default"/>
+          <w:lang w:val="en-US" w:eastAsia="zh-CN"/>
+        </w:rPr>
+      </w:pPr>
+    </w:p>
+    <w:p>
+      <w:pPr>
+        <w:rPr>
+          <w:rFonts w:hint="eastAsia"/>
+          <w:lang w:val="en-US" w:eastAsia="zh-CN"/>
+        </w:rPr>
+      </w:pPr>
+      <w:r>
+        <w:rPr>
+          <w:rFonts w:hint="eastAsia"/>
+          <w:lang w:val="en-US" w:eastAsia="zh-CN"/>
+        </w:rPr>
+        <w:t>游戏主场景/通关：</w:t>
+      </w:r>
+    </w:p>
+    <w:p>
+      <w:pPr>
+        <w:rPr>
+          <w:rFonts w:hint="eastAsia"/>
+          <w:lang w:val="en-US" w:eastAsia="zh-CN"/>
+        </w:rPr>
+      </w:pPr>
+      <w:r>
+        <w:rPr>
+          <w:rFonts w:hint="eastAsia"/>
+          <w:lang w:val="en-US" w:eastAsia="zh-CN"/>
+        </w:rPr>
+        <w:t>游戏主场景是一个长条矩形可供玩家移动，周围有障碍挡住玩家移动，矩形的上下宽度是比玩家之间连线的最大长度大一些的，玩家出生在左边始终往右走，场景摄像机会一直往右移动，玩家无法移动出摄像机视角（有玩家专属碰撞体积挡住），抵达最右边游戏结束</w:t>
+      </w:r>
+    </w:p>
+    <w:p>
+      <w:pPr>
+        <w:rPr>
+          <w:rFonts w:hint="eastAsia"/>
+          <w:lang w:val="en-US" w:eastAsia="zh-CN"/>
+        </w:rPr>
+      </w:pPr>
+    </w:p>
+    <w:p>
+      <w:pPr>
+        <w:rPr>
+          <w:rFonts w:hint="eastAsia"/>
+          <w:lang w:val="en-US" w:eastAsia="zh-CN"/>
+        </w:rPr>
+      </w:pPr>
+      <w:r>
+        <w:rPr>
+          <w:rFonts w:hint="eastAsia"/>
+          <w:lang w:val="en-US" w:eastAsia="zh-CN"/>
+        </w:rPr>
+        <w:t>主场景需要有tscn文件可被编辑</w:t>
+      </w:r>
+    </w:p>
+    <w:p>
+      <w:pPr>
+        <w:rPr>
+          <w:rFonts w:hint="eastAsia"/>
+          <w:lang w:val="en-US" w:eastAsia="zh-CN"/>
+        </w:rPr>
+      </w:pPr>
+    </w:p>
+    <w:p>
+      <w:pPr>
+        <w:rPr>
+          <w:rFonts w:hint="default"/>
+          <w:lang w:val="en-US" w:eastAsia="zh-CN"/>
+        </w:rPr>
+      </w:pPr>
+      <w:r>
+        <w:rPr>
+          <w:rFonts w:hint="eastAsia"/>
+          <w:lang w:val="en-US" w:eastAsia="zh-CN"/>
+        </w:rPr>
+        <w:t>游戏主场景会有任务点，路线上一共有3个任务点坐标，3个任务点坐标把整个路程分成4份，分别是开头，试手，中间，高潮，难度依次增加，每个任务点坐标宽度上下各有一个实际的任务点，上下两个任务点每个都只能被一个特定玩家拾取，因此矩形的上下宽度是比玩家之间连线的最大长度大的。</w:t>
+      </w:r>
+    </w:p>
+    <w:p>
+      <w:pPr>
+        <w:rPr>
+          <w:rFonts w:hint="eastAsia"/>
+          <w:lang w:val="en-US" w:eastAsia="zh-CN"/>
+        </w:rPr>
+      </w:pPr>
+    </w:p>
+    <w:p>
+      <w:pPr>
+        <w:rPr>
+          <w:rFonts w:hint="eastAsia"/>
+          <w:lang w:val="en-US" w:eastAsia="zh-CN"/>
+        </w:rPr>
+      </w:pPr>
+      <w:r>
+        <w:rPr>
+          <w:rFonts w:hint="eastAsia"/>
+          <w:lang w:val="en-US" w:eastAsia="zh-CN"/>
+        </w:rPr>
+        <w:t>战斗：</w:t>
+      </w:r>
+    </w:p>
+    <w:p>
+      <w:pPr>
+        <w:rPr>
+          <w:rFonts w:hint="default"/>
+          <w:lang w:val="en-US" w:eastAsia="zh-CN"/>
+        </w:rPr>
+      </w:pPr>
+      <w:r>
+        <w:rPr>
+          <w:rFonts w:hint="eastAsia"/>
+          <w:lang w:val="en-US" w:eastAsia="zh-CN"/>
+        </w:rPr>
+        <w:t>每个玩家有一个有顺序的牌堆，相当于栈</w:t>
+      </w:r>
+    </w:p>
+    <w:p>
+      <w:pPr>
+        <w:rPr>
+          <w:rFonts w:hint="default"/>
+          <w:lang w:val="en-US" w:eastAsia="zh-CN"/>
+        </w:rPr>
+      </w:pPr>
+      <w:r>
+        <w:rPr>
+          <w:rFonts w:hint="eastAsia"/>
+          <w:lang w:val="en-US" w:eastAsia="zh-CN"/>
+        </w:rPr>
+        <w:t>攻击牌打出后会被放到牌堆底部</w:t>
+      </w:r>
+    </w:p>
+    <w:p>
+      <w:pPr>
+        <w:rPr>
+          <w:rFonts w:hint="eastAsia"/>
+          <w:lang w:val="en-US" w:eastAsia="zh-CN"/>
+        </w:rPr>
+      </w:pPr>
+      <w:r>
+        <w:rPr>
+          <w:rFonts w:hint="eastAsia"/>
+          <w:lang w:val="en-US" w:eastAsia="zh-CN"/>
+        </w:rPr>
+        <w:t>其他牌打出后会消耗并且从战斗中移除</w:t>
+      </w:r>
+    </w:p>
+    <w:p>
+      <w:pPr>
+        <w:rPr>
+          <w:rFonts w:hint="eastAsia"/>
+          <w:lang w:val="en-US" w:eastAsia="zh-CN"/>
+        </w:rPr>
+      </w:pPr>
+      <w:r>
+        <w:rPr>
+          <w:rFonts w:hint="eastAsia"/>
+          <w:lang w:val="en-US" w:eastAsia="zh-CN"/>
+        </w:rPr>
+        <w:t>每张牌被打出后需要2秒后才能打出下一张牌</w:t>
+      </w:r>
+    </w:p>
+    <w:p>
+      <w:pPr>
+        <w:rPr>
+          <w:rFonts w:hint="default"/>
+          <w:lang w:val="en-US" w:eastAsia="zh-CN"/>
+        </w:rPr>
+      </w:pPr>
+      <w:r>
+        <w:rPr>
+          <w:rFonts w:hint="eastAsia"/>
+          <w:lang w:val="en-US" w:eastAsia="zh-CN"/>
+        </w:rPr>
+        <w:t>可以选择不打出这张牌并把这张牌放到牌堆底部，等待2秒然后可以查看下一张牌和打出</w:t>
+      </w:r>
+    </w:p>
+    <w:p>
+      <w:pPr>
+        <w:rPr>
+          <w:rFonts w:hint="default"/>
+          <w:lang w:val="en-US" w:eastAsia="zh-CN"/>
+        </w:rPr>
+      </w:pPr>
+    </w:p>
+    <w:p>
+      <w:pPr>
+        <w:rPr>
+          <w:rFonts w:hint="eastAsia"/>
+          <w:lang w:val="en-US" w:eastAsia="zh-CN"/>
+        </w:rPr>
+      </w:pPr>
+      <w:r>
+        <w:rPr>
+          <w:rFonts w:hint="eastAsia"/>
+          <w:lang w:val="en-US" w:eastAsia="zh-CN"/>
+        </w:rPr>
+        <w:t>血量：</w:t>
+      </w:r>
+    </w:p>
+    <w:p>
+      <w:pPr>
+        <w:rPr>
+          <w:rFonts w:hint="default"/>
+          <w:lang w:val="en-US" w:eastAsia="zh-CN"/>
+        </w:rPr>
+      </w:pPr>
+      <w:r>
+        <w:rPr>
+          <w:rFonts w:hint="eastAsia"/>
+          <w:lang w:val="en-US" w:eastAsia="zh-CN"/>
+        </w:rPr>
+        <w:t>血量需要被放在醒目的位置，受击会减少血量，血量见底会断开连线，恢复连线时会恢复满血量</w:t>
+      </w:r>
     </w:p>
     <w:p>
       <w:pPr>
